--- a/docs/materials/[통과2]_과학과미래사회_AI융합_2차시활동지_v1.docx
+++ b/docs/materials/[통과2]_과학과미래사회_AI융합_2차시활동지_v1.docx
@@ -778,7 +778,7 @@
           <w:sz w:val="26"/>
           <w:szCs w:val="26"/>
         </w:rPr>
-        <w:t xml:space="preserve">② 빅데이터로 검증 — 학습 기간 자료  (웹앱 03)</w:t>
+        <w:t xml:space="preserve">② 빅데이터로 검증 — 공부 기간 자료  (웹앱 03)</w:t>
       </w:r>
     </w:p>
     <w:tbl>
@@ -835,7 +835,7 @@
                 <w:sz w:val="19"/>
                 <w:szCs w:val="19"/>
               </w:rPr>
-              <w:t xml:space="preserve">학습 기간 매시간</w:t>
+              <w:t xml:space="preserve">공부 기간 매시간</w:t>
             </w:r>
           </w:p>
         </w:tc>
@@ -1725,7 +1725,7 @@
           <w:sz w:val="21"/>
           <w:szCs w:val="21"/>
         </w:rPr>
-        <w:t xml:space="preserve">시험 기간(_____–_____년) 정확도:   📏 우리 규칙 ______ %     🤖 AI ______ %</w:t>
+        <w:t xml:space="preserve">대결 기간(_____–_____년, AI가 처음 보는 기록) 정확도:   📏 우리 규칙 ______ %     🤖 AI ______ %</w:t>
       </w:r>
     </w:p>
     <w:p>
